--- a/1.docx
+++ b/1.docx
@@ -376,7 +376,7 @@
                 <w:b w:val="0"/>
                 <w:sz w:val="21"/>
               </w:rPr>
-              <w:t>小样本用规则模型，样本足够时使用 RandomForest + Ridge 混合模型。</w:t>
+              <w:t>小样本用规则模型，样本足够时使用 XGBoost 混合模型（默认档 depth6/lr0.1/100 棵；无 xgboost 时回退 RandomForest + Ridge）。</w:t>
             </w:r>
           </w:p>
         </w:tc>
